--- a/entregas/Arquitetura de Software 2/Tarefa Semana 06/entrega/Tarefa Semana 06 - Arquitetura de Software 2.docx
+++ b/entregas/Arquitetura de Software 2/Tarefa Semana 06/entrega/Tarefa Semana 06 - Arquitetura de Software 2.docx
@@ -624,6 +624,24 @@
           <w:b/>
           <w:bCs/>
           <w:color w:val="000000"/>
+          <w:sz w:val="30"/>
+          <w:szCs w:val="30"/>
+        </w:rPr>
+        <w:t xml:space="preserve">2. Análise do componente atual</w:t>
+      </w:r>
+    </w:p>
+    <w:p>
+      <w:pPr>
+        <w:spacing w:after="120" w:before="240" w:line="276" w:lineRule="auto"/>
+        <w:ind w:firstLine="0" w:start="0"/>
+        <w:jc w:val="start"/>
+      </w:pPr>
+      <w:r>
+        <w:rPr>
+          <w:rFonts w:ascii="Open Sans" w:hAnsi="Open Sans" w:cs="Open Sans" w:eastAsia="Open Sans"/>
+          <w:b/>
+          <w:bCs/>
+          <w:color w:val="000000"/>
           <w:sz w:val="26"/>
           <w:szCs w:val="26"/>
         </w:rPr>
@@ -1378,7 +1396,83 @@
           <w:sz w:val="24"/>
           <w:szCs w:val="24"/>
         </w:rPr>
-        <w:t xml:space="preserve">O disjuntor protege a chamada da Grades API ao Messaging Service e ao serviço de autenticação.</w:t>
+        <w:t xml:space="preserve">Cabe uma distinção que a seção anterior já resolveu em parte: </w:t>
+      </w:r>
+      <w:r>
+        <w:rPr>
+          <w:rFonts w:ascii="Open Sans" w:hAnsi="Open Sans" w:cs="Open Sans" w:eastAsia="Open Sans"/>
+          <w:b/>
+          <w:bCs/>
+          <w:color w:val="000000"/>
+          <w:sz w:val="24"/>
+          <w:szCs w:val="24"/>
+        </w:rPr>
+        <w:t xml:space="preserve">o Messaging Service deixou de ser uma dependência síncrona</w:t>
+      </w:r>
+      <w:r>
+        <w:rPr>
+          <w:rFonts w:ascii="Open Sans" w:hAnsi="Open Sans" w:cs="Open Sans" w:eastAsia="Open Sans"/>
+          <w:color w:val="000000"/>
+          <w:sz w:val="24"/>
+          <w:szCs w:val="24"/>
+        </w:rPr>
+        <w:t xml:space="preserve"> — a publicação agora emite um evento na fila, e é a fila que desacopla. O disjuntor não se aplica ali.</w:t>
+      </w:r>
+    </w:p>
+    <w:p>
+      <w:pPr>
+        <w:spacing w:after="120" w:before="120" w:line="276" w:lineRule="auto"/>
+        <w:ind w:firstLine="0" w:start="0"/>
+        <w:jc w:val="both"/>
+      </w:pPr>
+      <w:r>
+        <w:rPr>
+          <w:rFonts w:ascii="Open Sans" w:hAnsi="Open Sans" w:cs="Open Sans" w:eastAsia="Open Sans"/>
+          <w:color w:val="000000"/>
+          <w:sz w:val="24"/>
+          <w:szCs w:val="24"/>
+        </w:rPr>
+        <w:t xml:space="preserve">Onde ele se aplica é nas chamadas que continuam síncronas no caminho crítico: o </w:t>
+      </w:r>
+      <w:r>
+        <w:rPr>
+          <w:rFonts w:ascii="Open Sans" w:hAnsi="Open Sans" w:cs="Open Sans" w:eastAsia="Open Sans"/>
+          <w:b/>
+          <w:bCs/>
+          <w:color w:val="000000"/>
+          <w:sz w:val="24"/>
+          <w:szCs w:val="24"/>
+        </w:rPr>
+        <w:t xml:space="preserve">serviço de autenticação</w:t>
+      </w:r>
+      <w:r>
+        <w:rPr>
+          <w:rFonts w:ascii="Open Sans" w:hAnsi="Open Sans" w:cs="Open Sans" w:eastAsia="Open Sans"/>
+          <w:color w:val="000000"/>
+          <w:sz w:val="24"/>
+          <w:szCs w:val="24"/>
+        </w:rPr>
+        <w:t xml:space="preserve">, consultado a cada requisição, e a </w:t>
+      </w:r>
+      <w:r>
+        <w:rPr>
+          <w:rFonts w:ascii="Open Sans" w:hAnsi="Open Sans" w:cs="Open Sans" w:eastAsia="Open Sans"/>
+          <w:b/>
+          <w:bCs/>
+          <w:color w:val="000000"/>
+          <w:sz w:val="24"/>
+          <w:szCs w:val="24"/>
+        </w:rPr>
+        <w:t xml:space="preserve">leitura no cache e nas réplicas</w:t>
+      </w:r>
+      <w:r>
+        <w:rPr>
+          <w:rFonts w:ascii="Open Sans" w:hAnsi="Open Sans" w:cs="Open Sans" w:eastAsia="Open Sans"/>
+          <w:color w:val="000000"/>
+          <w:sz w:val="24"/>
+          <w:szCs w:val="24"/>
+        </w:rPr>
+        <w:t xml:space="preserve">, feita pela camada de Query.</w:t>
       </w:r>
     </w:p>
     <w:p>
@@ -1643,7 +1737,23 @@
           <w:sz w:val="24"/>
           <w:szCs w:val="24"/>
         </w:rPr>
-        <w:t xml:space="preserve"> é o que torna o disjuntor aceitável do ponto de vista do negócio: com o Messaging indisponível, a nota é gravada normalmente e o evento fica na fila para entrega posterior. A notificação atrasa; a publicação não falha.</w:t>
+        <w:t xml:space="preserve"> é o que torna o disjuntor aceitável do ponto de vista do negócio. Com o Redis fora do ar, a consulta cai para a réplica de leitura e responde mais devagar, em vez de falhar. Com o serviço de autenticação instável, um token ainda válido é aceito pela validação local da assinatura, sem a checagem de revogação — degradação consciente, com janela curta.</w:t>
+      </w:r>
+    </w:p>
+    <w:p>
+      <w:pPr>
+        <w:spacing w:after="120" w:before="120" w:line="276" w:lineRule="auto"/>
+        <w:ind w:firstLine="0" w:start="0"/>
+        <w:jc w:val="both"/>
+      </w:pPr>
+      <w:r>
+        <w:rPr>
+          <w:rFonts w:ascii="Open Sans" w:hAnsi="Open Sans" w:cs="Open Sans" w:eastAsia="Open Sans"/>
+          <w:color w:val="000000"/>
+          <w:sz w:val="24"/>
+          <w:szCs w:val="24"/>
+        </w:rPr>
+        <w:t xml:space="preserve">Para o Messaging, o papel de fallback é da própria fila: a nota é gravada e o evento fica enfileirado para entrega posterior. A notificação atrasa; a publicação não falha. É a mesma ideia do disjuntor — conter a falha em vez de propagá-la — obtida por um mecanismo diferente.</w:t>
       </w:r>
     </w:p>
     <w:p>

--- a/entregas/Arquitetura de Software 2/Tarefa Semana 06/entrega/Tarefa Semana 06 - Arquitetura de Software 2.docx
+++ b/entregas/Arquitetura de Software 2/Tarefa Semana 06/entrega/Tarefa Semana 06 - Arquitetura de Software 2.docx
@@ -1475,90 +1475,117 @@
         <w:t xml:space="preserve">, feita pela camada de Query.</w:t>
       </w:r>
     </w:p>
-    <w:p>
-      <w:pPr>
-        <w:spacing w:after="0" w:before="40" w:line="240" w:lineRule="auto"/>
-        <w:ind w:firstLine="0" w:start="200"/>
-        <w:jc w:val="start"/>
-        <w:shd w:val="clear" w:fill="F5F5F5"/>
-      </w:pPr>
-      <w:r>
-        <w:rPr>
-          <w:rFonts w:ascii="Consolas" w:hAnsi="Consolas" w:cs="Consolas" w:eastAsia="Consolas"/>
-          <w:color w:val="000000"/>
-          <w:sz w:val="19"/>
-          <w:szCs w:val="19"/>
-        </w:rPr>
-        <w:t xml:space="preserve">        falhas &gt; 50% em 30 s</w:t>
-      </w:r>
-    </w:p>
-    <w:p>
-      <w:pPr>
-        <w:spacing w:after="0" w:before="0" w:line="240" w:lineRule="auto"/>
-        <w:ind w:firstLine="0" w:start="200"/>
-        <w:jc w:val="start"/>
-        <w:shd w:val="clear" w:fill="F5F5F5"/>
-      </w:pPr>
-      <w:r>
-        <w:rPr>
-          <w:rFonts w:ascii="Consolas" w:hAnsi="Consolas" w:cs="Consolas" w:eastAsia="Consolas"/>
-          <w:color w:val="000000"/>
-          <w:sz w:val="19"/>
-          <w:szCs w:val="19"/>
-        </w:rPr>
-        <w:t xml:space="preserve">FECHADO ─────────────────────────► ABERTO</w:t>
-      </w:r>
-    </w:p>
-    <w:p>
-      <w:pPr>
-        <w:spacing w:after="0" w:before="0" w:line="240" w:lineRule="auto"/>
-        <w:ind w:firstLine="0" w:start="200"/>
-        <w:jc w:val="start"/>
-        <w:shd w:val="clear" w:fill="F5F5F5"/>
-      </w:pPr>
-      <w:r>
-        <w:rPr>
-          <w:rFonts w:ascii="Consolas" w:hAnsi="Consolas" w:cs="Consolas" w:eastAsia="Consolas"/>
-          <w:color w:val="000000"/>
-          <w:sz w:val="19"/>
-          <w:szCs w:val="19"/>
-        </w:rPr>
-        <w:t xml:space="preserve">   ▲                                  │</w:t>
-      </w:r>
-    </w:p>
-    <w:p>
-      <w:pPr>
-        <w:spacing w:after="0" w:before="0" w:line="240" w:lineRule="auto"/>
-        <w:ind w:firstLine="0" w:start="200"/>
-        <w:jc w:val="start"/>
-        <w:shd w:val="clear" w:fill="F5F5F5"/>
-      </w:pPr>
-      <w:r>
-        <w:rPr>
-          <w:rFonts w:ascii="Consolas" w:hAnsi="Consolas" w:cs="Consolas" w:eastAsia="Consolas"/>
-          <w:color w:val="000000"/>
-          <w:sz w:val="19"/>
-          <w:szCs w:val="19"/>
-        </w:rPr>
-        <w:t xml:space="preserve">   │  1 chamada de teste OK           │ após 60 s</w:t>
-      </w:r>
-    </w:p>
-    <w:p>
-      <w:pPr>
-        <w:spacing w:after="120" w:before="0" w:line="240" w:lineRule="auto"/>
-        <w:ind w:firstLine="0" w:start="200"/>
-        <w:jc w:val="start"/>
-        <w:shd w:val="clear" w:fill="F5F5F5"/>
-      </w:pPr>
-      <w:r>
-        <w:rPr>
-          <w:rFonts w:ascii="Consolas" w:hAnsi="Consolas" w:cs="Consolas" w:eastAsia="Consolas"/>
-          <w:color w:val="000000"/>
-          <w:sz w:val="19"/>
-          <w:szCs w:val="19"/>
-        </w:rPr>
-        <w:t xml:space="preserve">   └────────── MEIO-ABERTO ◄──────────┘</w:t>
-      </w:r>
+    <w:tbl>
+      <w:tblPr>
+        <w:tblW w:w="5000" w:type="pct"/>
+        <w:tblBorders>
+          <w:top w:val="single" w:sz="4" w:space="0" w:color="D8DEE4"/>
+          <w:left w:val="single" w:sz="4" w:space="0" w:color="D8DEE4"/>
+          <w:bottom w:val="single" w:sz="4" w:space="0" w:color="D8DEE4"/>
+          <w:right w:val="single" w:sz="4" w:space="0" w:color="D8DEE4"/>
+        </w:tblBorders>
+        <w:tblCellMar>
+          <w:top w:w="80" w:type="dxa"/>
+          <w:left w:w="140" w:type="dxa"/>
+          <w:bottom w:w="80" w:type="dxa"/>
+          <w:right w:w="140" w:type="dxa"/>
+        </w:tblCellMar>
+      </w:tblPr>
+      <w:tr>
+        <w:tc>
+          <w:tcPr>
+            <w:tcW w:w="5000" w:type="pct"/>
+            <w:shd w:val="clear" w:fill="F6F8FA"/>
+          </w:tcPr>
+          <w:p>
+            <w:pPr>
+              <w:spacing w:after="0" w:before="40" w:line="240" w:lineRule="auto"/>
+              <w:ind w:firstLine="0" w:start="0"/>
+              <w:jc w:val="start"/>
+            </w:pPr>
+            <w:r>
+              <w:rPr>
+                <w:rFonts w:ascii="Consolas" w:hAnsi="Consolas" w:cs="Consolas" w:eastAsia="Consolas"/>
+                <w:color w:val="1F2328"/>
+                <w:sz w:val="18"/>
+                <w:szCs w:val="18"/>
+              </w:rPr>
+              <w:t xml:space="preserve">        falhas &gt; 50% em 30 s</w:t>
+            </w:r>
+          </w:p>
+          <w:p>
+            <w:pPr>
+              <w:spacing w:after="0" w:before="0" w:line="240" w:lineRule="auto"/>
+              <w:ind w:firstLine="0" w:start="0"/>
+              <w:jc w:val="start"/>
+            </w:pPr>
+            <w:r>
+              <w:rPr>
+                <w:rFonts w:ascii="Consolas" w:hAnsi="Consolas" w:cs="Consolas" w:eastAsia="Consolas"/>
+                <w:color w:val="1F2328"/>
+                <w:sz w:val="18"/>
+                <w:szCs w:val="18"/>
+              </w:rPr>
+              <w:t xml:space="preserve">FECHADO ─────────────────────────► ABERTO</w:t>
+            </w:r>
+          </w:p>
+          <w:p>
+            <w:pPr>
+              <w:spacing w:after="0" w:before="0" w:line="240" w:lineRule="auto"/>
+              <w:ind w:firstLine="0" w:start="0"/>
+              <w:jc w:val="start"/>
+            </w:pPr>
+            <w:r>
+              <w:rPr>
+                <w:rFonts w:ascii="Consolas" w:hAnsi="Consolas" w:cs="Consolas" w:eastAsia="Consolas"/>
+                <w:color w:val="1F2328"/>
+                <w:sz w:val="18"/>
+                <w:szCs w:val="18"/>
+              </w:rPr>
+              <w:t xml:space="preserve">   ▲                                  │</w:t>
+            </w:r>
+          </w:p>
+          <w:p>
+            <w:pPr>
+              <w:spacing w:after="0" w:before="0" w:line="240" w:lineRule="auto"/>
+              <w:ind w:firstLine="0" w:start="0"/>
+              <w:jc w:val="start"/>
+            </w:pPr>
+            <w:r>
+              <w:rPr>
+                <w:rFonts w:ascii="Consolas" w:hAnsi="Consolas" w:cs="Consolas" w:eastAsia="Consolas"/>
+                <w:color w:val="1F2328"/>
+                <w:sz w:val="18"/>
+                <w:szCs w:val="18"/>
+              </w:rPr>
+              <w:t xml:space="preserve">   │  1 chamada de teste OK           │ após 60 s</w:t>
+            </w:r>
+          </w:p>
+          <w:p>
+            <w:pPr>
+              <w:spacing w:after="0" w:before="0" w:line="240" w:lineRule="auto"/>
+              <w:ind w:firstLine="0" w:start="0"/>
+              <w:jc w:val="start"/>
+            </w:pPr>
+            <w:r>
+              <w:rPr>
+                <w:rFonts w:ascii="Consolas" w:hAnsi="Consolas" w:cs="Consolas" w:eastAsia="Consolas"/>
+                <w:color w:val="1F2328"/>
+                <w:sz w:val="18"/>
+                <w:szCs w:val="18"/>
+              </w:rPr>
+              <w:t xml:space="preserve">   └────────── MEIO-ABERTO ◄──────────┘</w:t>
+            </w:r>
+          </w:p>
+        </w:tc>
+      </w:tr>
+    </w:tbl>
+    <w:p>
+      <w:pPr>
+        <w:spacing w:after="60" w:before="0" w:line="276" w:lineRule="auto"/>
+        <w:ind w:firstLine="0" w:start="0"/>
+        <w:jc w:val="start"/>
+      </w:pPr>
     </w:p>
     <w:p>
       <w:pPr>
